--- a/templates/Zapovedna_Template.docx
+++ b/templates/Zapovedna_Template.docx
@@ -601,48 +601,46 @@
           <w:b/>
           <w:sz w:val="24"/>
         </w:rPr>
-        <w:t>Възложител</w:t>
-      </w:r>
-      <w:r>
-        <w:rPr>
-          <w:rFonts w:ascii="Arial Narrow" w:hAnsi="Arial Narrow"/>
-          <w:bCs/>
-          <w:sz w:val="24"/>
-        </w:rPr>
-        <w:t>:</w:t>
-      </w:r>
-      <w:r>
-        <w:rPr>
-          <w:rFonts w:ascii="Arial Narrow" w:hAnsi="Arial Narrow"/>
-          <w:bCs/>
-          <w:sz w:val="24"/>
-        </w:rPr>
+        <w:t>Възложител:</w:t>
         <w:tab/>
-      </w:r>
-      <w:r>
-        <w:rPr>
-          <w:rFonts w:ascii="Arial Narrow" w:hAnsi="Arial Narrow"/>
-          <w:bCs/>
-          <w:sz w:val="24"/>
-        </w:rPr>
-        <w:t>{{Възложител_Фирма}}, ЕИК {{Възложител_ЕИК}},</w:t>
-      </w:r>
-    </w:p>
-    <w:p>
-      <w:pPr>
-        <w:rPr>
-          <w:rFonts w:ascii="Arial Narrow" w:hAnsi="Arial Narrow"/>
-          <w:bCs/>
-          <w:sz w:val="24"/>
-        </w:rPr>
-      </w:pPr>
-      <w:r>
-        <w:rPr>
-          <w:rFonts w:ascii="Arial Narrow" w:hAnsi="Arial Narrow"/>
-          <w:bCs/>
-          <w:sz w:val="24"/>
-        </w:rPr>
-        <w:t>{{Възложител_Адрес}}, представлявано от {{Възложител_Представител}}</w:t>
+        <w:t>{{Възложател_Блок}}</w:t>
+      </w:r>
+      <w:r>
+        <w:rPr>
+          <w:rFonts w:ascii="Arial Narrow" w:hAnsi="Arial Narrow"/>
+          <w:bCs/>
+          <w:sz w:val="24"/>
+        </w:rPr>
+      </w:r>
+      <w:r>
+        <w:rPr>
+          <w:rFonts w:ascii="Arial Narrow" w:hAnsi="Arial Narrow"/>
+          <w:bCs/>
+          <w:sz w:val="24"/>
+        </w:rPr>
+      </w:r>
+      <w:r>
+        <w:rPr>
+          <w:rFonts w:ascii="Arial Narrow" w:hAnsi="Arial Narrow"/>
+          <w:bCs/>
+          <w:sz w:val="24"/>
+        </w:rPr>
+      </w:r>
+    </w:p>
+    <w:p>
+      <w:pPr>
+        <w:rPr>
+          <w:rFonts w:ascii="Arial Narrow" w:hAnsi="Arial Narrow"/>
+          <w:bCs/>
+          <w:sz w:val="24"/>
+        </w:rPr>
+      </w:pPr>
+      <w:r>
+        <w:rPr>
+          <w:rFonts w:ascii="Arial Narrow" w:hAnsi="Arial Narrow"/>
+          <w:bCs/>
+          <w:sz w:val="24"/>
+        </w:rPr>
       </w:r>
     </w:p>
     <w:p>
@@ -1164,48 +1162,46 @@
           <w:b/>
           <w:sz w:val="24"/>
         </w:rPr>
-        <w:t>Възложител</w:t>
-      </w:r>
-      <w:r>
-        <w:rPr>
-          <w:rFonts w:ascii="Arial Narrow" w:hAnsi="Arial Narrow"/>
-          <w:bCs/>
-          <w:sz w:val="24"/>
-        </w:rPr>
-        <w:t>:</w:t>
-      </w:r>
-      <w:r>
-        <w:rPr>
-          <w:rFonts w:ascii="Arial Narrow" w:hAnsi="Arial Narrow"/>
-          <w:bCs/>
-          <w:sz w:val="24"/>
-        </w:rPr>
+        <w:t>Възложител:</w:t>
         <w:tab/>
-      </w:r>
-      <w:r>
-        <w:rPr>
-          <w:rFonts w:ascii="Arial Narrow" w:hAnsi="Arial Narrow"/>
-          <w:bCs/>
-          <w:sz w:val="24"/>
-        </w:rPr>
-        <w:t>{{Възложител_Фирма}}, ЕИК {{Възложител_ЕИК}},</w:t>
-      </w:r>
-    </w:p>
-    <w:p>
-      <w:pPr>
-        <w:rPr>
-          <w:rFonts w:ascii="Arial Narrow" w:hAnsi="Arial Narrow"/>
-          <w:bCs/>
-          <w:sz w:val="24"/>
-        </w:rPr>
-      </w:pPr>
-      <w:r>
-        <w:rPr>
-          <w:rFonts w:ascii="Arial Narrow" w:hAnsi="Arial Narrow"/>
-          <w:bCs/>
-          <w:sz w:val="24"/>
-        </w:rPr>
-        <w:t>{{Възложител_Адрес}}, представлявано от {{Възложител_Представител}}</w:t>
+        <w:t>{{Възложател_Блок}}</w:t>
+      </w:r>
+      <w:r>
+        <w:rPr>
+          <w:rFonts w:ascii="Arial Narrow" w:hAnsi="Arial Narrow"/>
+          <w:bCs/>
+          <w:sz w:val="24"/>
+        </w:rPr>
+      </w:r>
+      <w:r>
+        <w:rPr>
+          <w:rFonts w:ascii="Arial Narrow" w:hAnsi="Arial Narrow"/>
+          <w:bCs/>
+          <w:sz w:val="24"/>
+        </w:rPr>
+      </w:r>
+      <w:r>
+        <w:rPr>
+          <w:rFonts w:ascii="Arial Narrow" w:hAnsi="Arial Narrow"/>
+          <w:bCs/>
+          <w:sz w:val="24"/>
+        </w:rPr>
+      </w:r>
+    </w:p>
+    <w:p>
+      <w:pPr>
+        <w:rPr>
+          <w:rFonts w:ascii="Arial Narrow" w:hAnsi="Arial Narrow"/>
+          <w:bCs/>
+          <w:sz w:val="24"/>
+        </w:rPr>
+      </w:pPr>
+      <w:r>
+        <w:rPr>
+          <w:rFonts w:ascii="Arial Narrow" w:hAnsi="Arial Narrow"/>
+          <w:bCs/>
+          <w:sz w:val="24"/>
+        </w:rPr>
       </w:r>
     </w:p>
     <w:p>
@@ -1557,48 +1553,46 @@
           <w:b/>
           <w:sz w:val="24"/>
         </w:rPr>
-        <w:t>Възложител</w:t>
-      </w:r>
-      <w:r>
-        <w:rPr>
-          <w:rFonts w:ascii="Arial Narrow" w:hAnsi="Arial Narrow"/>
-          <w:bCs/>
-          <w:sz w:val="24"/>
-        </w:rPr>
-        <w:t>:</w:t>
-      </w:r>
-      <w:r>
-        <w:rPr>
-          <w:rFonts w:ascii="Arial Narrow" w:hAnsi="Arial Narrow"/>
-          <w:bCs/>
-          <w:sz w:val="24"/>
-        </w:rPr>
+        <w:t>Възложител:</w:t>
         <w:tab/>
-      </w:r>
-      <w:r>
-        <w:rPr>
-          <w:rFonts w:ascii="Arial Narrow" w:hAnsi="Arial Narrow"/>
-          <w:bCs/>
-          <w:sz w:val="24"/>
-        </w:rPr>
-        <w:t>{{Възложител_Фирма}}, ЕИК {{Възложител_ЕИК}},</w:t>
-      </w:r>
-    </w:p>
-    <w:p>
-      <w:pPr>
-        <w:rPr>
-          <w:rFonts w:ascii="Arial Narrow" w:hAnsi="Arial Narrow"/>
-          <w:bCs/>
-          <w:sz w:val="24"/>
-        </w:rPr>
-      </w:pPr>
-      <w:r>
-        <w:rPr>
-          <w:rFonts w:ascii="Arial Narrow" w:hAnsi="Arial Narrow"/>
-          <w:bCs/>
-          <w:sz w:val="24"/>
-        </w:rPr>
-        <w:t>{{Възложител_Адрес}}, представлявано от {{Възложител_Представител}}</w:t>
+        <w:t>{{Възложател_Блок}}</w:t>
+      </w:r>
+      <w:r>
+        <w:rPr>
+          <w:rFonts w:ascii="Arial Narrow" w:hAnsi="Arial Narrow"/>
+          <w:bCs/>
+          <w:sz w:val="24"/>
+        </w:rPr>
+      </w:r>
+      <w:r>
+        <w:rPr>
+          <w:rFonts w:ascii="Arial Narrow" w:hAnsi="Arial Narrow"/>
+          <w:bCs/>
+          <w:sz w:val="24"/>
+        </w:rPr>
+      </w:r>
+      <w:r>
+        <w:rPr>
+          <w:rFonts w:ascii="Arial Narrow" w:hAnsi="Arial Narrow"/>
+          <w:bCs/>
+          <w:sz w:val="24"/>
+        </w:rPr>
+      </w:r>
+    </w:p>
+    <w:p>
+      <w:pPr>
+        <w:rPr>
+          <w:rFonts w:ascii="Arial Narrow" w:hAnsi="Arial Narrow"/>
+          <w:bCs/>
+          <w:sz w:val="24"/>
+        </w:rPr>
+      </w:pPr>
+      <w:r>
+        <w:rPr>
+          <w:rFonts w:ascii="Arial Narrow" w:hAnsi="Arial Narrow"/>
+          <w:bCs/>
+          <w:sz w:val="24"/>
+        </w:rPr>
       </w:r>
     </w:p>
     <w:p>

--- a/templates/Zapovedna_Template.docx
+++ b/templates/Zapovedna_Template.docx
@@ -3740,7 +3740,7 @@
           <w:iCs/>
           <w:szCs w:val="22"/>
         </w:rPr>
-        <w:t>СН Управител: ..............................</w:t>
+        <w:t>Управител СН: ..............................</w:t>
       </w:r>
     </w:p>
     <w:p>

--- a/templates/Zapovedna_Template.docx
+++ b/templates/Zapovedna_Template.docx
@@ -413,6 +413,9 @@
           <w:i/>
         </w:rPr>
       </w:pPr>
+      <w:r>
+        <w:br w:type="column"/>
+      </w:r>
     </w:p>
     <w:p>
       <w:pPr>
@@ -636,192 +639,8 @@
         </w:rPr>
       </w:pPr>
       <w:r>
-        <w:rPr>
-          <w:rFonts w:ascii="Arial Narrow" w:hAnsi="Arial Narrow"/>
-          <w:bCs/>
-          <w:sz w:val="24"/>
-        </w:rPr>
-      </w:r>
-    </w:p>
-    <w:p>
-      <w:pPr>
-        <w:rPr>
-          <w:rFonts w:ascii="Arial Narrow" w:hAnsi="Arial Narrow"/>
-          <w:bCs/>
-          <w:sz w:val="24"/>
-        </w:rPr>
-      </w:pPr>
-    </w:p>
-    <w:p>
-      <w:pPr>
-        <w:rPr>
-          <w:rFonts w:ascii="Arial Narrow" w:hAnsi="Arial Narrow"/>
-          <w:bCs/>
-          <w:sz w:val="24"/>
-        </w:rPr>
-      </w:pPr>
-    </w:p>
-    <w:p>
-      <w:pPr>
-        <w:rPr>
-          <w:rFonts w:ascii="Arial Narrow" w:hAnsi="Arial Narrow"/>
-          <w:bCs/>
-          <w:sz w:val="24"/>
-        </w:rPr>
-      </w:pPr>
-    </w:p>
-    <w:p>
-      <w:pPr>
-        <w:rPr>
-          <w:rFonts w:ascii="Arial Narrow" w:hAnsi="Arial Narrow"/>
-          <w:bCs/>
-          <w:sz w:val="24"/>
-        </w:rPr>
-      </w:pPr>
-    </w:p>
-    <w:p>
-      <w:pPr>
-        <w:rPr>
-          <w:rFonts w:ascii="Arial Narrow" w:hAnsi="Arial Narrow"/>
-          <w:bCs/>
-          <w:sz w:val="24"/>
-        </w:rPr>
-      </w:pPr>
-    </w:p>
-    <w:p>
-      <w:pPr>
-        <w:rPr>
-          <w:rFonts w:ascii="Arial Narrow" w:hAnsi="Arial Narrow"/>
-          <w:bCs/>
-          <w:sz w:val="24"/>
-        </w:rPr>
-      </w:pPr>
-    </w:p>
-    <w:p>
-      <w:pPr>
-        <w:rPr>
-          <w:rFonts w:ascii="Arial Narrow" w:hAnsi="Arial Narrow"/>
-          <w:bCs/>
-          <w:sz w:val="24"/>
-        </w:rPr>
-      </w:pPr>
-    </w:p>
-    <w:p>
-      <w:pPr>
-        <w:rPr>
-          <w:rFonts w:ascii="Arial Narrow" w:hAnsi="Arial Narrow"/>
-          <w:bCs/>
-          <w:sz w:val="24"/>
-        </w:rPr>
-      </w:pPr>
-    </w:p>
-    <w:p>
-      <w:pPr>
-        <w:rPr>
-          <w:rFonts w:ascii="Arial Narrow" w:hAnsi="Arial Narrow"/>
-          <w:bCs/>
-          <w:sz w:val="24"/>
-        </w:rPr>
-      </w:pPr>
-    </w:p>
-    <w:p>
-      <w:pPr>
-        <w:rPr>
-          <w:rFonts w:ascii="Arial Narrow" w:hAnsi="Arial Narrow"/>
-          <w:bCs/>
-          <w:sz w:val="24"/>
-        </w:rPr>
-      </w:pPr>
-    </w:p>
-    <w:p>
-      <w:pPr>
-        <w:rPr>
-          <w:rFonts w:ascii="Arial Narrow" w:hAnsi="Arial Narrow"/>
-          <w:bCs/>
-          <w:sz w:val="24"/>
-        </w:rPr>
-      </w:pPr>
-    </w:p>
-    <w:p>
-      <w:pPr>
-        <w:rPr>
-          <w:rFonts w:ascii="Arial Narrow" w:hAnsi="Arial Narrow"/>
-          <w:bCs/>
-          <w:sz w:val="24"/>
-        </w:rPr>
-      </w:pPr>
-    </w:p>
-    <w:p>
-      <w:pPr>
-        <w:rPr>
-          <w:rFonts w:ascii="Arial Narrow" w:hAnsi="Arial Narrow"/>
-          <w:bCs/>
-          <w:sz w:val="24"/>
-        </w:rPr>
-      </w:pPr>
-    </w:p>
-    <w:p>
-      <w:pPr>
-        <w:rPr>
-          <w:rFonts w:ascii="Arial Narrow" w:hAnsi="Arial Narrow"/>
-          <w:bCs/>
-          <w:sz w:val="24"/>
-        </w:rPr>
-      </w:pPr>
-    </w:p>
-    <w:p>
-      <w:pPr>
-        <w:rPr>
-          <w:rFonts w:ascii="Arial Narrow" w:hAnsi="Arial Narrow"/>
-          <w:bCs/>
-          <w:sz w:val="24"/>
-        </w:rPr>
-      </w:pPr>
-    </w:p>
-    <w:p>
-      <w:pPr>
-        <w:rPr>
-          <w:rFonts w:ascii="Arial Narrow" w:hAnsi="Arial Narrow"/>
-          <w:bCs/>
-          <w:sz w:val="24"/>
-        </w:rPr>
-      </w:pPr>
-    </w:p>
-    <w:p>
-      <w:pPr>
-        <w:rPr>
-          <w:rFonts w:ascii="Arial Narrow" w:hAnsi="Arial Narrow"/>
-          <w:bCs/>
-          <w:sz w:val="24"/>
-        </w:rPr>
-      </w:pPr>
-    </w:p>
-    <w:p>
-      <w:pPr>
-        <w:rPr>
-          <w:rFonts w:ascii="Arial Narrow" w:hAnsi="Arial Narrow"/>
-          <w:bCs/>
-          <w:sz w:val="24"/>
-        </w:rPr>
-      </w:pPr>
-    </w:p>
-    <w:p>
-      <w:pPr>
-        <w:rPr>
-          <w:rFonts w:ascii="Arial Narrow" w:hAnsi="Arial Narrow"/>
-          <w:bCs/>
-          <w:sz w:val="24"/>
-        </w:rPr>
-      </w:pPr>
-    </w:p>
-    <w:p>
-      <w:pPr>
-        <w:rPr>
-          <w:rFonts w:ascii="Arial Narrow" w:hAnsi="Arial Narrow"/>
-          <w:bCs/>
-          <w:sz w:val="24"/>
-        </w:rPr>
-      </w:pPr>
+        <w:br w:type="column"/>
+      </w:r>
     </w:p>
     <w:p>
       <w:pPr>
@@ -1016,7 +835,7 @@
           <w:szCs w:val="24"/>
           <w:lang w:val="en-GB"/>
         </w:rPr>
-        <w:t>…………………</w:t>
+        <w:t>{{ЗК_Номер}} / {{ЗК_Дата}} г.</w:t>
       </w:r>
       <w:r>
         <w:rPr>
@@ -1026,7 +845,6 @@
           <w:sz w:val="24"/>
           <w:szCs w:val="24"/>
         </w:rPr>
-        <w:t>/</w:t>
       </w:r>
       <w:r>
         <w:rPr>
@@ -1037,7 +855,6 @@
           <w:szCs w:val="24"/>
           <w:lang w:val="en-GB"/>
         </w:rPr>
-        <w:t>……………………..</w:t>
       </w:r>
       <w:r>
         <w:rPr>
@@ -1047,7 +864,6 @@
           <w:sz w:val="24"/>
           <w:szCs w:val="24"/>
         </w:rPr>
-        <w:t xml:space="preserve"> г</w:t>
       </w:r>
     </w:p>
     <w:p>
@@ -1190,31 +1006,6 @@
     </w:p>
     <w:p>
       <w:pPr>
-        <w:rPr>
-          <w:rFonts w:ascii="Arial Narrow" w:hAnsi="Arial Narrow"/>
-          <w:bCs/>
-          <w:sz w:val="24"/>
-        </w:rPr>
-      </w:pPr>
-      <w:r>
-        <w:rPr>
-          <w:rFonts w:ascii="Arial Narrow" w:hAnsi="Arial Narrow"/>
-          <w:bCs/>
-          <w:sz w:val="24"/>
-        </w:rPr>
-      </w:r>
-    </w:p>
-    <w:p>
-      <w:pPr>
-        <w:rPr>
-          <w:rFonts w:ascii="Arial Narrow" w:hAnsi="Arial Narrow"/>
-          <w:bCs/>
-          <w:sz w:val="24"/>
-        </w:rPr>
-      </w:pPr>
-    </w:p>
-    <w:p>
-      <w:pPr>
         <w:widowControl/>
         <w:tabs>
           <w:tab w:val="left" w:pos="1418"/>
@@ -1225,6 +1016,9 @@
           <w:b/>
         </w:rPr>
       </w:pPr>
+      <w:r>
+        <w:br w:type="column"/>
+      </w:r>
     </w:p>
     <w:p>
       <w:pPr>
@@ -1241,240 +1035,6 @@
     </w:p>
     <w:p>
       <w:pPr>
-        <w:widowControl/>
-        <w:tabs>
-          <w:tab w:val="left" w:pos="1418"/>
-        </w:tabs>
-        <w:jc w:val="both"/>
-        <w:rPr>
-          <w:rFonts w:ascii="Arial Narrow" w:hAnsi="Arial Narrow"/>
-          <w:b/>
-        </w:rPr>
-      </w:pPr>
-    </w:p>
-    <w:p>
-      <w:pPr>
-        <w:widowControl/>
-        <w:tabs>
-          <w:tab w:val="left" w:pos="1418"/>
-        </w:tabs>
-        <w:jc w:val="both"/>
-        <w:rPr>
-          <w:rFonts w:ascii="Arial Narrow" w:hAnsi="Arial Narrow"/>
-          <w:b/>
-        </w:rPr>
-      </w:pPr>
-    </w:p>
-    <w:p>
-      <w:pPr>
-        <w:widowControl/>
-        <w:tabs>
-          <w:tab w:val="left" w:pos="1418"/>
-        </w:tabs>
-        <w:jc w:val="both"/>
-        <w:rPr>
-          <w:rFonts w:ascii="Arial Narrow" w:hAnsi="Arial Narrow"/>
-          <w:b/>
-        </w:rPr>
-      </w:pPr>
-    </w:p>
-    <w:p>
-      <w:pPr>
-        <w:widowControl/>
-        <w:tabs>
-          <w:tab w:val="left" w:pos="1418"/>
-        </w:tabs>
-        <w:jc w:val="both"/>
-        <w:rPr>
-          <w:rFonts w:ascii="Arial Narrow" w:hAnsi="Arial Narrow"/>
-          <w:b/>
-        </w:rPr>
-      </w:pPr>
-    </w:p>
-    <w:p>
-      <w:pPr>
-        <w:widowControl/>
-        <w:tabs>
-          <w:tab w:val="left" w:pos="1418"/>
-        </w:tabs>
-        <w:jc w:val="both"/>
-        <w:rPr>
-          <w:rFonts w:ascii="Arial Narrow" w:hAnsi="Arial Narrow"/>
-          <w:b/>
-        </w:rPr>
-      </w:pPr>
-    </w:p>
-    <w:p>
-      <w:pPr>
-        <w:widowControl/>
-        <w:tabs>
-          <w:tab w:val="left" w:pos="1418"/>
-        </w:tabs>
-        <w:jc w:val="both"/>
-        <w:rPr>
-          <w:rFonts w:ascii="Arial Narrow" w:hAnsi="Arial Narrow"/>
-          <w:b/>
-        </w:rPr>
-      </w:pPr>
-    </w:p>
-    <w:p>
-      <w:pPr>
-        <w:widowControl/>
-        <w:tabs>
-          <w:tab w:val="left" w:pos="1418"/>
-        </w:tabs>
-        <w:jc w:val="both"/>
-        <w:rPr>
-          <w:rFonts w:ascii="Arial Narrow" w:hAnsi="Arial Narrow"/>
-          <w:b/>
-        </w:rPr>
-      </w:pPr>
-    </w:p>
-    <w:p>
-      <w:pPr>
-        <w:widowControl/>
-        <w:tabs>
-          <w:tab w:val="left" w:pos="1418"/>
-        </w:tabs>
-        <w:jc w:val="both"/>
-        <w:rPr>
-          <w:rFonts w:ascii="Arial Narrow" w:hAnsi="Arial Narrow"/>
-          <w:b/>
-        </w:rPr>
-      </w:pPr>
-    </w:p>
-    <w:p>
-      <w:pPr>
-        <w:widowControl/>
-        <w:tabs>
-          <w:tab w:val="left" w:pos="1418"/>
-        </w:tabs>
-        <w:jc w:val="both"/>
-        <w:rPr>
-          <w:rFonts w:ascii="Arial Narrow" w:hAnsi="Arial Narrow"/>
-          <w:b/>
-        </w:rPr>
-      </w:pPr>
-    </w:p>
-    <w:p>
-      <w:pPr>
-        <w:widowControl/>
-        <w:tabs>
-          <w:tab w:val="left" w:pos="1418"/>
-        </w:tabs>
-        <w:jc w:val="both"/>
-        <w:rPr>
-          <w:rFonts w:ascii="Arial Narrow" w:hAnsi="Arial Narrow"/>
-          <w:b/>
-        </w:rPr>
-      </w:pPr>
-    </w:p>
-    <w:p>
-      <w:pPr>
-        <w:widowControl/>
-        <w:tabs>
-          <w:tab w:val="left" w:pos="1418"/>
-        </w:tabs>
-        <w:jc w:val="both"/>
-        <w:rPr>
-          <w:rFonts w:ascii="Arial Narrow" w:hAnsi="Arial Narrow"/>
-          <w:b/>
-        </w:rPr>
-      </w:pPr>
-    </w:p>
-    <w:p>
-      <w:pPr>
-        <w:widowControl/>
-        <w:tabs>
-          <w:tab w:val="left" w:pos="1418"/>
-        </w:tabs>
-        <w:jc w:val="both"/>
-        <w:rPr>
-          <w:rFonts w:ascii="Arial Narrow" w:hAnsi="Arial Narrow"/>
-          <w:b/>
-        </w:rPr>
-      </w:pPr>
-    </w:p>
-    <w:p>
-      <w:pPr>
-        <w:widowControl/>
-        <w:tabs>
-          <w:tab w:val="left" w:pos="1418"/>
-        </w:tabs>
-        <w:jc w:val="both"/>
-        <w:rPr>
-          <w:rFonts w:ascii="Arial Narrow" w:hAnsi="Arial Narrow"/>
-          <w:b/>
-        </w:rPr>
-      </w:pPr>
-    </w:p>
-    <w:p>
-      <w:pPr>
-        <w:widowControl/>
-        <w:tabs>
-          <w:tab w:val="left" w:pos="1418"/>
-        </w:tabs>
-        <w:jc w:val="both"/>
-        <w:rPr>
-          <w:rFonts w:ascii="Arial Narrow" w:hAnsi="Arial Narrow"/>
-          <w:b/>
-        </w:rPr>
-      </w:pPr>
-    </w:p>
-    <w:p>
-      <w:pPr>
-        <w:widowControl/>
-        <w:tabs>
-          <w:tab w:val="left" w:pos="1418"/>
-        </w:tabs>
-        <w:jc w:val="both"/>
-        <w:rPr>
-          <w:rFonts w:ascii="Arial Narrow" w:hAnsi="Arial Narrow"/>
-          <w:b/>
-        </w:rPr>
-      </w:pPr>
-    </w:p>
-    <w:p>
-      <w:pPr>
-        <w:widowControl/>
-        <w:tabs>
-          <w:tab w:val="left" w:pos="1418"/>
-        </w:tabs>
-        <w:jc w:val="both"/>
-        <w:rPr>
-          <w:rFonts w:ascii="Arial Narrow" w:hAnsi="Arial Narrow"/>
-          <w:b/>
-        </w:rPr>
-      </w:pPr>
-    </w:p>
-    <w:p>
-      <w:pPr>
-        <w:widowControl/>
-        <w:tabs>
-          <w:tab w:val="left" w:pos="1418"/>
-        </w:tabs>
-        <w:jc w:val="both"/>
-        <w:rPr>
-          <w:rFonts w:ascii="Arial Narrow" w:hAnsi="Arial Narrow"/>
-          <w:b/>
-        </w:rPr>
-      </w:pPr>
-    </w:p>
-    <w:p>
-      <w:pPr>
-        <w:widowControl/>
-        <w:tabs>
-          <w:tab w:val="left" w:pos="1418"/>
-        </w:tabs>
-        <w:jc w:val="both"/>
-        <w:rPr>
-          <w:rFonts w:ascii="Arial Narrow" w:hAnsi="Arial Narrow"/>
-          <w:b/>
-        </w:rPr>
-      </w:pPr>
-    </w:p>
-    <w:p>
-      <w:pPr>
         <w:rPr>
           <w:rFonts w:ascii="Arial Narrow" w:hAnsi="Arial Narrow"/>
           <w:bCs/>
@@ -1979,246 +1539,9 @@
           <w:szCs w:val="22"/>
         </w:rPr>
       </w:pPr>
-    </w:p>
-    <w:p>
-      <w:pPr>
-        <w:jc w:val="center"/>
-        <w:rPr>
-          <w:rFonts w:ascii="Arial Narrow" w:hAnsi="Arial Narrow"/>
-          <w:b/>
-          <w:bCs/>
-          <w:iCs/>
-          <w:szCs w:val="22"/>
-        </w:rPr>
-      </w:pPr>
-    </w:p>
-    <w:p>
-      <w:pPr>
-        <w:jc w:val="center"/>
-        <w:rPr>
-          <w:rFonts w:ascii="Arial Narrow" w:hAnsi="Arial Narrow"/>
-          <w:b/>
-          <w:bCs/>
-          <w:iCs/>
-          <w:szCs w:val="22"/>
-        </w:rPr>
-      </w:pPr>
-    </w:p>
-    <w:p>
-      <w:pPr>
-        <w:jc w:val="center"/>
-        <w:rPr>
-          <w:rFonts w:ascii="Arial Narrow" w:hAnsi="Arial Narrow"/>
-          <w:b/>
-          <w:bCs/>
-          <w:iCs/>
-          <w:szCs w:val="22"/>
-        </w:rPr>
-      </w:pPr>
-    </w:p>
-    <w:p>
-      <w:pPr>
-        <w:jc w:val="center"/>
-        <w:rPr>
-          <w:rFonts w:ascii="Arial Narrow" w:hAnsi="Arial Narrow"/>
-          <w:b/>
-          <w:bCs/>
-          <w:iCs/>
-          <w:szCs w:val="22"/>
-        </w:rPr>
-      </w:pPr>
-    </w:p>
-    <w:p>
-      <w:pPr>
-        <w:jc w:val="center"/>
-        <w:rPr>
-          <w:rFonts w:ascii="Arial Narrow" w:hAnsi="Arial Narrow"/>
-          <w:b/>
-          <w:bCs/>
-          <w:iCs/>
-          <w:szCs w:val="22"/>
-        </w:rPr>
-      </w:pPr>
-    </w:p>
-    <w:p>
-      <w:pPr>
-        <w:jc w:val="center"/>
-        <w:rPr>
-          <w:rFonts w:ascii="Arial Narrow" w:hAnsi="Arial Narrow"/>
-          <w:b/>
-          <w:bCs/>
-          <w:iCs/>
-          <w:szCs w:val="22"/>
-        </w:rPr>
-      </w:pPr>
-    </w:p>
-    <w:p>
-      <w:pPr>
-        <w:jc w:val="center"/>
-        <w:rPr>
-          <w:rFonts w:ascii="Arial Narrow" w:hAnsi="Arial Narrow"/>
-          <w:b/>
-          <w:bCs/>
-          <w:iCs/>
-          <w:szCs w:val="22"/>
-        </w:rPr>
-      </w:pPr>
-    </w:p>
-    <w:p>
-      <w:pPr>
-        <w:jc w:val="center"/>
-        <w:rPr>
-          <w:rFonts w:ascii="Arial Narrow" w:hAnsi="Arial Narrow"/>
-          <w:b/>
-          <w:bCs/>
-          <w:iCs/>
-          <w:szCs w:val="22"/>
-        </w:rPr>
-      </w:pPr>
-    </w:p>
-    <w:p>
-      <w:pPr>
-        <w:jc w:val="center"/>
-        <w:rPr>
-          <w:rFonts w:ascii="Arial Narrow" w:hAnsi="Arial Narrow"/>
-          <w:b/>
-          <w:bCs/>
-          <w:iCs/>
-          <w:szCs w:val="22"/>
-        </w:rPr>
-      </w:pPr>
-    </w:p>
-    <w:p>
-      <w:pPr>
-        <w:jc w:val="center"/>
-        <w:rPr>
-          <w:rFonts w:ascii="Arial Narrow" w:hAnsi="Arial Narrow"/>
-          <w:b/>
-          <w:bCs/>
-          <w:iCs/>
-          <w:szCs w:val="22"/>
-        </w:rPr>
-      </w:pPr>
-    </w:p>
-    <w:p>
-      <w:pPr>
-        <w:jc w:val="center"/>
-        <w:rPr>
-          <w:rFonts w:ascii="Arial Narrow" w:hAnsi="Arial Narrow"/>
-          <w:b/>
-          <w:bCs/>
-          <w:iCs/>
-          <w:szCs w:val="22"/>
-        </w:rPr>
-      </w:pPr>
-    </w:p>
-    <w:p>
-      <w:pPr>
-        <w:jc w:val="center"/>
-        <w:rPr>
-          <w:rFonts w:ascii="Arial Narrow" w:hAnsi="Arial Narrow"/>
-          <w:b/>
-          <w:bCs/>
-          <w:iCs/>
-          <w:szCs w:val="22"/>
-        </w:rPr>
-      </w:pPr>
-    </w:p>
-    <w:p>
-      <w:pPr>
-        <w:jc w:val="center"/>
-        <w:rPr>
-          <w:rFonts w:ascii="Arial Narrow" w:hAnsi="Arial Narrow"/>
-          <w:b/>
-          <w:bCs/>
-          <w:iCs/>
-          <w:szCs w:val="22"/>
-        </w:rPr>
-      </w:pPr>
-    </w:p>
-    <w:p>
-      <w:pPr>
-        <w:jc w:val="center"/>
-        <w:rPr>
-          <w:rFonts w:ascii="Arial Narrow" w:hAnsi="Arial Narrow"/>
-          <w:b/>
-          <w:bCs/>
-          <w:iCs/>
-          <w:szCs w:val="22"/>
-        </w:rPr>
-      </w:pPr>
-    </w:p>
-    <w:p>
-      <w:pPr>
-        <w:jc w:val="center"/>
-        <w:rPr>
-          <w:rFonts w:ascii="Arial Narrow" w:hAnsi="Arial Narrow"/>
-          <w:b/>
-          <w:bCs/>
-          <w:iCs/>
-          <w:szCs w:val="22"/>
-        </w:rPr>
-      </w:pPr>
-    </w:p>
-    <w:p>
-      <w:pPr>
-        <w:jc w:val="center"/>
-        <w:rPr>
-          <w:rFonts w:ascii="Arial Narrow" w:hAnsi="Arial Narrow"/>
-          <w:b/>
-          <w:bCs/>
-          <w:iCs/>
-          <w:szCs w:val="22"/>
-        </w:rPr>
-      </w:pPr>
-    </w:p>
-    <w:p>
-      <w:pPr>
-        <w:jc w:val="center"/>
-        <w:rPr>
-          <w:rFonts w:ascii="Arial Narrow" w:hAnsi="Arial Narrow"/>
-          <w:b/>
-          <w:bCs/>
-          <w:iCs/>
-          <w:szCs w:val="22"/>
-        </w:rPr>
-      </w:pPr>
-    </w:p>
-    <w:p>
-      <w:pPr>
-        <w:jc w:val="center"/>
-        <w:rPr>
-          <w:rFonts w:ascii="Arial Narrow" w:hAnsi="Arial Narrow"/>
-          <w:b/>
-          <w:bCs/>
-          <w:iCs/>
-          <w:szCs w:val="22"/>
-        </w:rPr>
-      </w:pPr>
-    </w:p>
-    <w:p>
-      <w:pPr>
-        <w:jc w:val="center"/>
-        <w:rPr>
-          <w:rFonts w:ascii="Arial Narrow" w:hAnsi="Arial Narrow"/>
-          <w:b/>
-          <w:bCs/>
-          <w:iCs/>
-          <w:szCs w:val="22"/>
-        </w:rPr>
-      </w:pPr>
-    </w:p>
-    <w:p>
-      <w:pPr>
-        <w:jc w:val="center"/>
-        <w:rPr>
-          <w:rFonts w:ascii="Arial Narrow" w:hAnsi="Arial Narrow"/>
-          <w:b/>
-          <w:bCs/>
-          <w:iCs/>
-          <w:szCs w:val="22"/>
-        </w:rPr>
-      </w:pPr>
+      <w:r>
+        <w:br w:type="column"/>
+      </w:r>
     </w:p>
     <w:p>
       <w:pPr>
@@ -2477,7 +1800,7 @@
                                 <w:w w:val="100"/>
                                 <w:szCs w:val="32"/>
                               </w:rPr>
-                              <w:t>№ ......../....................</w:t>
+                              <w:t>№ {{ЗК_Номер}} / {{ЗК_Дата}}</w:t>
                             </w:r>
                           </w:p>
                           <w:p>
@@ -2580,7 +1903,7 @@
                                 <w:sz w:val="24"/>
                                 <w:szCs w:val="24"/>
                               </w:rPr>
-                              <w:t>съдържа 10 листа</w:t>
+                              <w:t>съдържа ...... листа</w:t>
                             </w:r>
                           </w:p>
                           <w:p>
@@ -2683,7 +2006,7 @@
                           <w:w w:val="100"/>
                           <w:szCs w:val="32"/>
                         </w:rPr>
-                        <w:t>№ ......../....................</w:t>
+                        <w:t>№ {{ЗК_Номер}} / {{ЗК_Дата}}</w:t>
                       </w:r>
                     </w:p>
                     <w:p>
@@ -2786,7 +2109,7 @@
                           <w:sz w:val="24"/>
                           <w:szCs w:val="24"/>
                         </w:rPr>
-                        <w:t>съдържа 10 листа</w:t>
+                        <w:t>съдържа ...... листа</w:t>
                       </w:r>
                     </w:p>
                     <w:p>
@@ -3203,6 +2526,9 @@
           <w:szCs w:val="22"/>
         </w:rPr>
       </w:pPr>
+      <w:r>
+        <w:br w:type="column"/>
+      </w:r>
     </w:p>
     <w:p>
       <w:pPr>
@@ -5694,17 +5020,6 @@
         </w:rPr>
         <w:t>……………………………………………………………………………………………………………………………..…</w:t>
       </w:r>
-    </w:p>
-    <w:p>
-      <w:pPr>
-        <w:widowControl/>
-        <w:spacing w:after="240"/>
-        <w:rPr>
-          <w:rFonts w:ascii="Arial Narrow" w:hAnsi="Arial Narrow"/>
-          <w:i/>
-          <w:sz w:val="18"/>
-        </w:rPr>
-      </w:pPr>
     </w:p>
     <w:sectPr>
       <w:pgSz w:w="16838" w:h="11906" w:orient="landscape"/>

--- a/templates/Zapovedna_Template.docx
+++ b/templates/Zapovedna_Template.docx
@@ -3071,6 +3071,7 @@
     </w:p>
     <w:p>
       <w:pPr>
+        <w:pStyle w:val="SignatureLine"/>
         <w:ind w:left="360"/>
         <w:rPr>
           <w:rFonts w:ascii="Arial Narrow" w:hAnsi="Arial Narrow"/>
@@ -3082,14 +3083,7 @@
         </w:rPr>
       </w:pPr>
       <w:r>
-        <w:rPr>
-          <w:rFonts w:ascii="Arial Narrow" w:hAnsi="Arial Narrow"/>
-          <w:b/>
-          <w:bCs/>
-          <w:i/>
-          <w:iCs/>
-          <w:szCs w:val="22"/>
-        </w:rPr>
+        <w:rPr/>
         <w:t xml:space="preserve">   ({{Консултант_Управител}})</w:t>
       </w:r>
       <w:bookmarkStart w:id="0" w:name="_GoBack"/>
@@ -6490,6 +6484,22 @@
       <w:contextualSpacing/>
     </w:pPr>
   </w:style>
+  <w:style w:type="paragraph" w:customStyle="1" w:styleId="SignatureLine">
+    <w:name w:val="Signature Line"/>
+    <w:basedOn w:val="Normal"/>
+    <w:pPr>
+      <w:spacing w:before="0" w:after="0" w:line="480" w:lineRule="auto"/>
+    </w:pPr>
+    <w:rPr>
+      <w:rFonts w:ascii="Arial" w:hAnsi="Arial" w:eastAsia="Arial" w:cs="Arial"/>
+      <w:b w:val="0"/>
+      <w:bCs w:val="0"/>
+      <w:i w:val="1"/>
+      <w:iCs w:val="1"/>
+      <w:sz w:val="21"/>
+      <w:szCs w:val="21"/>
+    </w:rPr>
+  </w:style>
 </w:styles>
 </file>
 

--- a/templates/Zapovedna_Template.docx
+++ b/templates/Zapovedna_Template.docx
@@ -128,213 +128,90 @@
         <w:t>заповедна книга</w:t>
       </w:r>
     </w:p>
-    <w:tbl>
-      <w:tblPr>
-        <w:tblW w:w="7400" w:type="dxa"/>
-        <w:jc w:val="center"/>
-        <w:tblLayout w:type="fixed"/>
-        <w:tblLook w:val="04A0" w:firstRow="1" w:lastRow="0" w:firstColumn="1" w:lastColumn="0" w:noHBand="0" w:noVBand="1"/>
-      </w:tblPr>
-      <w:tblGrid>
-        <w:gridCol w:w="2100"/>
-        <w:gridCol w:w="5300"/>
-      </w:tblGrid>
-      <w:tr>
-        <w:trPr>
-          <w:cantSplit/>
-          <w:jc w:val="center"/>
-        </w:trPr>
-        <w:tc>
-          <w:tcPr>
-            <w:tcW w:w="2100" w:type="dxa"/>
-            <w:tcBorders>
-              <w:top w:val="nil"/>
-              <w:left w:val="nil"/>
-              <w:bottom w:val="nil"/>
-              <w:right w:val="nil"/>
-            </w:tcBorders>
-            <w:tcMar>
-              <w:top w:w="35" w:type="dxa"/>
-              <w:left w:w="40" w:type="dxa"/>
-              <w:bottom w:w="35" w:type="dxa"/>
-              <w:right w:w="60" w:type="dxa"/>
-            </w:tcMar>
-          </w:tcPr>
-          <w:p>
-            <w:pPr>
-              <w:pStyle w:val="FieldLabel"/>
-              <w:keepLines/>
-            </w:pPr>
-            <w:r>
-              <w:t>Строеж:</w:t>
-            </w:r>
-          </w:p>
-        </w:tc>
-        <w:tc>
-          <w:tcPr>
-            <w:tcW w:w="5300" w:type="dxa"/>
-            <w:tcBorders>
-              <w:top w:val="nil"/>
-              <w:left w:val="nil"/>
-              <w:bottom w:val="nil"/>
-              <w:right w:val="nil"/>
-            </w:tcBorders>
-            <w:tcMar>
-              <w:top w:w="35" w:type="dxa"/>
-              <w:left w:w="40" w:type="dxa"/>
-              <w:bottom w:w="35" w:type="dxa"/>
-              <w:right w:w="60" w:type="dxa"/>
-            </w:tcMar>
-          </w:tcPr>
-          <w:p>
-            <w:pPr>
-              <w:pStyle w:val="FieldValue"/>
-              <w:keepLines/>
-              <w:pBdr>
-                <w:bottom w:val="single" w:sz="5" w:space="1" w:color="BCBCBC"/>
-              </w:pBdr>
-            </w:pPr>
-            <w:r>
-              <w:rPr>
-                <w:rFonts w:eastAsia="Georgia" w:cs="Georgia"/>
-                <w:sz w:val="20"/>
-              </w:rPr>
-              <w:t>{{Строеж}}</w:t>
-            </w:r>
-          </w:p>
-        </w:tc>
-      </w:tr>
-      <w:tr>
-        <w:trPr>
-          <w:cantSplit/>
-          <w:jc w:val="center"/>
-        </w:trPr>
-        <w:tc>
-          <w:tcPr>
-            <w:tcW w:w="2100" w:type="dxa"/>
-            <w:tcBorders>
-              <w:top w:val="nil"/>
-              <w:left w:val="nil"/>
-              <w:bottom w:val="nil"/>
-              <w:right w:val="nil"/>
-            </w:tcBorders>
-            <w:tcMar>
-              <w:top w:w="35" w:type="dxa"/>
-              <w:left w:w="40" w:type="dxa"/>
-              <w:bottom w:w="35" w:type="dxa"/>
-              <w:right w:w="60" w:type="dxa"/>
-            </w:tcMar>
-          </w:tcPr>
-          <w:p>
-            <w:pPr>
-              <w:pStyle w:val="FieldLabel"/>
-              <w:keepLines/>
-            </w:pPr>
-            <w:r>
-              <w:t>Местонахождение:</w:t>
-            </w:r>
-          </w:p>
-        </w:tc>
-        <w:tc>
-          <w:tcPr>
-            <w:tcW w:w="5300" w:type="dxa"/>
-            <w:tcBorders>
-              <w:top w:val="nil"/>
-              <w:left w:val="nil"/>
-              <w:bottom w:val="nil"/>
-              <w:right w:val="nil"/>
-            </w:tcBorders>
-            <w:tcMar>
-              <w:top w:w="35" w:type="dxa"/>
-              <w:left w:w="40" w:type="dxa"/>
-              <w:bottom w:w="35" w:type="dxa"/>
-              <w:right w:w="60" w:type="dxa"/>
-            </w:tcMar>
-          </w:tcPr>
-          <w:p>
-            <w:pPr>
-              <w:pStyle w:val="FieldValue"/>
-              <w:keepLines/>
-              <w:pBdr>
-                <w:bottom w:val="single" w:sz="5" w:space="1" w:color="BCBCBC"/>
-              </w:pBdr>
-            </w:pPr>
-            <w:r>
-              <w:rPr>
-                <w:rFonts w:eastAsia="Georgia" w:cs="Georgia"/>
-                <w:sz w:val="20"/>
-              </w:rPr>
-              <w:t>{{Адрес}}</w:t>
-            </w:r>
-          </w:p>
-        </w:tc>
-      </w:tr>
-      <w:tr>
-        <w:trPr>
-          <w:cantSplit/>
-          <w:jc w:val="center"/>
-        </w:trPr>
-        <w:tc>
-          <w:tcPr>
-            <w:tcW w:w="2100" w:type="dxa"/>
-            <w:tcBorders>
-              <w:top w:val="nil"/>
-              <w:left w:val="nil"/>
-              <w:bottom w:val="nil"/>
-              <w:right w:val="nil"/>
-            </w:tcBorders>
-            <w:tcMar>
-              <w:top w:w="35" w:type="dxa"/>
-              <w:left w:w="40" w:type="dxa"/>
-              <w:bottom w:w="35" w:type="dxa"/>
-              <w:right w:w="60" w:type="dxa"/>
-            </w:tcMar>
-          </w:tcPr>
-          <w:p>
-            <w:pPr>
-              <w:pStyle w:val="FieldLabel"/>
-              <w:keepLines/>
-            </w:pPr>
-            <w:r>
-              <w:t>Възложител:</w:t>
-            </w:r>
-          </w:p>
-        </w:tc>
-        <w:tc>
-          <w:tcPr>
-            <w:tcW w:w="5300" w:type="dxa"/>
-            <w:tcBorders>
-              <w:top w:val="nil"/>
-              <w:left w:val="nil"/>
-              <w:bottom w:val="nil"/>
-              <w:right w:val="nil"/>
-            </w:tcBorders>
-            <w:tcMar>
-              <w:top w:w="35" w:type="dxa"/>
-              <w:left w:w="40" w:type="dxa"/>
-              <w:bottom w:w="35" w:type="dxa"/>
-              <w:right w:w="60" w:type="dxa"/>
-            </w:tcMar>
-          </w:tcPr>
-          <w:p>
-            <w:pPr>
-              <w:pStyle w:val="FieldValue"/>
-              <w:keepLines/>
-              <w:pBdr>
-                <w:bottom w:val="single" w:sz="5" w:space="1" w:color="BCBCBC"/>
-              </w:pBdr>
-            </w:pPr>
-            <w:r>
-              <w:rPr>
-                <w:rFonts w:eastAsia="Georgia" w:cs="Georgia"/>
-                <w:sz w:val="20"/>
-              </w:rPr>
-              <w:t>{{Възложател_Блок}}</w:t>
-            </w:r>
-          </w:p>
-        </w:tc>
-      </w:tr>
-    </w:tbl>
+    <w:p>
+      <w:pPr>
+        <w:tabs>
+          <w:tab w:pos="1814" w:val="left"/>
+        </w:tabs>
+        <w:spacing w:before="0" w:after="40" w:line="240" w:lineRule="auto"/>
+        <w:ind w:left="1814" w:hanging="1814"/>
+      </w:pPr>
+      <w:r>
+        <w:rPr>
+          <w:rFonts w:ascii="Arial" w:hAnsi="Arial" w:cs="Arial" w:eastAsia="Arial"/>
+          <w:b/>
+          <w:color w:val="1C1C1C"/>
+          <w:sz w:val="18"/>
+        </w:rPr>
+        <w:t>Строеж:</w:t>
+        <w:tab/>
+      </w:r>
+      <w:r>
+        <w:rPr>
+          <w:rFonts w:ascii="Georgia" w:hAnsi="Georgia" w:cs="Georgia" w:eastAsia="Georgia"/>
+          <w:b w:val="0"/>
+          <w:color w:val="1C1C1C"/>
+          <w:sz w:val="18"/>
+        </w:rPr>
+        <w:t>{{Строеж}}</w:t>
+      </w:r>
+    </w:p>
+    <w:p>
+      <w:pPr>
+        <w:tabs>
+          <w:tab w:pos="1814" w:val="left"/>
+        </w:tabs>
+        <w:spacing w:before="0" w:after="40" w:line="240" w:lineRule="auto"/>
+        <w:ind w:left="1814" w:hanging="1814"/>
+      </w:pPr>
+      <w:r>
+        <w:rPr>
+          <w:rFonts w:ascii="Arial" w:hAnsi="Arial" w:cs="Arial" w:eastAsia="Arial"/>
+          <w:b/>
+          <w:color w:val="1C1C1C"/>
+          <w:sz w:val="18"/>
+        </w:rPr>
+        <w:t>Местонахождение:</w:t>
+        <w:tab/>
+      </w:r>
+      <w:r>
+        <w:rPr>
+          <w:rFonts w:ascii="Georgia" w:hAnsi="Georgia" w:cs="Georgia" w:eastAsia="Georgia"/>
+          <w:b w:val="0"/>
+          <w:color w:val="1C1C1C"/>
+          <w:sz w:val="18"/>
+        </w:rPr>
+        <w:t>{{Адрес}}</w:t>
+      </w:r>
+    </w:p>
+    <w:p>
+      <w:pPr>
+        <w:tabs>
+          <w:tab w:pos="1814" w:val="left"/>
+        </w:tabs>
+        <w:spacing w:before="0" w:after="40" w:line="240" w:lineRule="auto"/>
+        <w:ind w:left="1814" w:hanging="1814"/>
+      </w:pPr>
+      <w:r>
+        <w:rPr>
+          <w:rFonts w:ascii="Arial" w:hAnsi="Arial" w:cs="Arial" w:eastAsia="Arial"/>
+          <w:b/>
+          <w:color w:val="1C1C1C"/>
+          <w:sz w:val="18"/>
+        </w:rPr>
+        <w:t>Възложител:</w:t>
+        <w:tab/>
+      </w:r>
+      <w:r>
+        <w:rPr>
+          <w:rFonts w:ascii="Georgia" w:hAnsi="Georgia" w:cs="Georgia" w:eastAsia="Georgia"/>
+          <w:b w:val="0"/>
+          <w:color w:val="1C1C1C"/>
+          <w:sz w:val="18"/>
+        </w:rPr>
+        <w:t>{{Възложател_Блок}}</w:t>
+      </w:r>
+    </w:p>
     <w:p>
       <w:pPr>
         <w:pageBreakBefore/>
@@ -536,425 +413,175 @@
         </w:rPr>
       </w:pPr>
     </w:p>
-    <w:tbl>
-      <w:tblPr>
-        <w:tblW w:w="7400" w:type="dxa"/>
-        <w:jc w:val="center"/>
-        <w:tblLayout w:type="fixed"/>
-        <w:tblLook w:val="04A0" w:firstRow="1" w:lastRow="0" w:firstColumn="1" w:lastColumn="0" w:noHBand="0" w:noVBand="1"/>
-      </w:tblPr>
-      <w:tblGrid>
-        <w:gridCol w:w="2100"/>
-        <w:gridCol w:w="5300"/>
-      </w:tblGrid>
-      <w:tr>
-        <w:trPr>
-          <w:cantSplit/>
-          <w:jc w:val="center"/>
-        </w:trPr>
-        <w:tc>
-          <w:tcPr>
-            <w:tcW w:w="2100" w:type="dxa"/>
-            <w:tcBorders>
-              <w:top w:val="nil"/>
-              <w:left w:val="nil"/>
-              <w:bottom w:val="nil"/>
-              <w:right w:val="nil"/>
-            </w:tcBorders>
-            <w:tcMar>
-              <w:top w:w="35" w:type="dxa"/>
-              <w:left w:w="40" w:type="dxa"/>
-              <w:bottom w:w="35" w:type="dxa"/>
-              <w:right w:w="60" w:type="dxa"/>
-            </w:tcMar>
-          </w:tcPr>
-          <w:p>
-            <w:pPr>
-              <w:pStyle w:val="FieldLabel"/>
-              <w:keepLines/>
-            </w:pPr>
-            <w:r>
-              <w:t>Строеж:</w:t>
-            </w:r>
-          </w:p>
-        </w:tc>
-        <w:tc>
-          <w:tcPr>
-            <w:tcW w:w="5300" w:type="dxa"/>
-            <w:tcBorders>
-              <w:top w:val="nil"/>
-              <w:left w:val="nil"/>
-              <w:bottom w:val="nil"/>
-              <w:right w:val="nil"/>
-            </w:tcBorders>
-            <w:tcMar>
-              <w:top w:w="35" w:type="dxa"/>
-              <w:left w:w="40" w:type="dxa"/>
-              <w:bottom w:w="35" w:type="dxa"/>
-              <w:right w:w="60" w:type="dxa"/>
-            </w:tcMar>
-          </w:tcPr>
-          <w:p>
-            <w:pPr>
-              <w:pStyle w:val="FieldValue"/>
-              <w:keepLines/>
-              <w:pBdr>
-                <w:bottom w:val="single" w:sz="5" w:space="1" w:color="BCBCBC"/>
-              </w:pBdr>
-            </w:pPr>
-            <w:r>
-              <w:rPr>
-                <w:rFonts w:eastAsia="Georgia" w:cs="Georgia"/>
-                <w:sz w:val="20"/>
-              </w:rPr>
-              <w:t>{{Строеж}}</w:t>
-            </w:r>
-          </w:p>
-        </w:tc>
-      </w:tr>
-      <w:tr>
-        <w:trPr>
-          <w:cantSplit/>
-          <w:jc w:val="center"/>
-        </w:trPr>
-        <w:tc>
-          <w:tcPr>
-            <w:tcW w:w="2100" w:type="dxa"/>
-            <w:tcBorders>
-              <w:top w:val="nil"/>
-              <w:left w:val="nil"/>
-              <w:bottom w:val="nil"/>
-              <w:right w:val="nil"/>
-            </w:tcBorders>
-            <w:tcMar>
-              <w:top w:w="35" w:type="dxa"/>
-              <w:left w:w="40" w:type="dxa"/>
-              <w:bottom w:w="35" w:type="dxa"/>
-              <w:right w:w="60" w:type="dxa"/>
-            </w:tcMar>
-          </w:tcPr>
-          <w:p>
-            <w:pPr>
-              <w:pStyle w:val="FieldLabel"/>
-              <w:keepLines/>
-            </w:pPr>
-            <w:r>
-              <w:t>Местонахождение:</w:t>
-            </w:r>
-          </w:p>
-        </w:tc>
-        <w:tc>
-          <w:tcPr>
-            <w:tcW w:w="5300" w:type="dxa"/>
-            <w:tcBorders>
-              <w:top w:val="nil"/>
-              <w:left w:val="nil"/>
-              <w:bottom w:val="nil"/>
-              <w:right w:val="nil"/>
-            </w:tcBorders>
-            <w:tcMar>
-              <w:top w:w="35" w:type="dxa"/>
-              <w:left w:w="40" w:type="dxa"/>
-              <w:bottom w:w="35" w:type="dxa"/>
-              <w:right w:w="60" w:type="dxa"/>
-            </w:tcMar>
-          </w:tcPr>
-          <w:p>
-            <w:pPr>
-              <w:pStyle w:val="FieldValue"/>
-              <w:keepLines/>
-              <w:pBdr>
-                <w:bottom w:val="single" w:sz="5" w:space="1" w:color="BCBCBC"/>
-              </w:pBdr>
-            </w:pPr>
-            <w:r>
-              <w:rPr>
-                <w:rFonts w:eastAsia="Georgia" w:cs="Georgia"/>
-                <w:sz w:val="20"/>
-              </w:rPr>
-              <w:t>{{Адрес}}</w:t>
-            </w:r>
-          </w:p>
-        </w:tc>
-      </w:tr>
-      <w:tr>
-        <w:trPr>
-          <w:cantSplit/>
-          <w:jc w:val="center"/>
-        </w:trPr>
-        <w:tc>
-          <w:tcPr>
-            <w:tcW w:w="2100" w:type="dxa"/>
-            <w:tcBorders>
-              <w:top w:val="nil"/>
-              <w:left w:val="nil"/>
-              <w:bottom w:val="nil"/>
-              <w:right w:val="nil"/>
-            </w:tcBorders>
-            <w:tcMar>
-              <w:top w:w="35" w:type="dxa"/>
-              <w:left w:w="40" w:type="dxa"/>
-              <w:bottom w:w="35" w:type="dxa"/>
-              <w:right w:w="60" w:type="dxa"/>
-            </w:tcMar>
-          </w:tcPr>
-          <w:p>
-            <w:pPr>
-              <w:pStyle w:val="FieldLabel"/>
-              <w:keepLines/>
-            </w:pPr>
-            <w:r>
-              <w:t>Възложител:</w:t>
-            </w:r>
-          </w:p>
-        </w:tc>
-        <w:tc>
-          <w:tcPr>
-            <w:tcW w:w="5300" w:type="dxa"/>
-            <w:tcBorders>
-              <w:top w:val="nil"/>
-              <w:left w:val="nil"/>
-              <w:bottom w:val="nil"/>
-              <w:right w:val="nil"/>
-            </w:tcBorders>
-            <w:tcMar>
-              <w:top w:w="35" w:type="dxa"/>
-              <w:left w:w="40" w:type="dxa"/>
-              <w:bottom w:w="35" w:type="dxa"/>
-              <w:right w:w="60" w:type="dxa"/>
-            </w:tcMar>
-          </w:tcPr>
-          <w:p>
-            <w:pPr>
-              <w:pStyle w:val="FieldValue"/>
-              <w:keepLines/>
-              <w:pBdr>
-                <w:bottom w:val="single" w:sz="5" w:space="1" w:color="BCBCBC"/>
-              </w:pBdr>
-            </w:pPr>
-            <w:r>
-              <w:rPr>
-                <w:rFonts w:eastAsia="Georgia" w:cs="Georgia"/>
-                <w:sz w:val="20"/>
-              </w:rPr>
-              <w:t>{{Възложател_Блок}}</w:t>
-            </w:r>
-          </w:p>
-        </w:tc>
-      </w:tr>
-    </w:tbl>
+    <w:p>
+      <w:pPr>
+        <w:tabs>
+          <w:tab w:pos="1814" w:val="left"/>
+        </w:tabs>
+        <w:spacing w:before="0" w:after="40" w:line="240" w:lineRule="auto"/>
+        <w:ind w:left="1814" w:hanging="1814"/>
+      </w:pPr>
+      <w:r>
+        <w:rPr>
+          <w:rFonts w:ascii="Arial" w:hAnsi="Arial" w:cs="Arial" w:eastAsia="Arial"/>
+          <w:b/>
+          <w:color w:val="1C1C1C"/>
+          <w:sz w:val="18"/>
+        </w:rPr>
+        <w:t>Строеж:</w:t>
+        <w:tab/>
+      </w:r>
+      <w:r>
+        <w:rPr>
+          <w:rFonts w:ascii="Georgia" w:hAnsi="Georgia" w:cs="Georgia" w:eastAsia="Georgia"/>
+          <w:b w:val="0"/>
+          <w:color w:val="1C1C1C"/>
+          <w:sz w:val="18"/>
+        </w:rPr>
+        <w:t>{{Строеж}}</w:t>
+      </w:r>
+    </w:p>
+    <w:p>
+      <w:pPr>
+        <w:tabs>
+          <w:tab w:pos="1814" w:val="left"/>
+        </w:tabs>
+        <w:spacing w:before="0" w:after="40" w:line="240" w:lineRule="auto"/>
+        <w:ind w:left="1814" w:hanging="1814"/>
+      </w:pPr>
+      <w:r>
+        <w:rPr>
+          <w:rFonts w:ascii="Arial" w:hAnsi="Arial" w:cs="Arial" w:eastAsia="Arial"/>
+          <w:b/>
+          <w:color w:val="1C1C1C"/>
+          <w:sz w:val="18"/>
+        </w:rPr>
+        <w:t>Местонахождение:</w:t>
+        <w:tab/>
+      </w:r>
+      <w:r>
+        <w:rPr>
+          <w:rFonts w:ascii="Georgia" w:hAnsi="Georgia" w:cs="Georgia" w:eastAsia="Georgia"/>
+          <w:b w:val="0"/>
+          <w:color w:val="1C1C1C"/>
+          <w:sz w:val="18"/>
+        </w:rPr>
+        <w:t>{{Адрес}}</w:t>
+      </w:r>
+    </w:p>
+    <w:p>
+      <w:pPr>
+        <w:tabs>
+          <w:tab w:pos="1814" w:val="left"/>
+        </w:tabs>
+        <w:spacing w:before="0" w:after="40" w:line="240" w:lineRule="auto"/>
+        <w:ind w:left="1814" w:hanging="1814"/>
+      </w:pPr>
+      <w:r>
+        <w:rPr>
+          <w:rFonts w:ascii="Arial" w:hAnsi="Arial" w:cs="Arial" w:eastAsia="Arial"/>
+          <w:b/>
+          <w:color w:val="1C1C1C"/>
+          <w:sz w:val="18"/>
+        </w:rPr>
+        <w:t>Възложител:</w:t>
+        <w:tab/>
+      </w:r>
+      <w:r>
+        <w:rPr>
+          <w:rFonts w:ascii="Georgia" w:hAnsi="Georgia" w:cs="Georgia" w:eastAsia="Georgia"/>
+          <w:b w:val="0"/>
+          <w:color w:val="1C1C1C"/>
+          <w:sz w:val="18"/>
+        </w:rPr>
+        <w:t>{{Възложател_Блок}}</w:t>
+      </w:r>
+    </w:p>
     <w:p>
       <w:pPr>
         <w:pageBreakBefore/>
-      </w:pPr>
-    </w:p>
-    <w:tbl>
-      <w:tblPr>
-        <w:tblW w:w="0" w:type="auto"/>
-        <w:jc w:val="center"/>
-        <w:tblLayout w:type="fixed"/>
-        <w:tblLook w:val="04A0" w:firstRow="1" w:lastRow="0" w:firstColumn="1" w:lastColumn="0" w:noHBand="0" w:noVBand="1"/>
-      </w:tblPr>
-      <w:tblGrid>
-        <w:gridCol w:w="2100"/>
-        <w:gridCol w:w="5300"/>
-      </w:tblGrid>
-      <w:tr>
-        <w:trPr>
-          <w:cantSplit/>
-          <w:jc w:val="center"/>
-        </w:trPr>
-        <w:tc>
-          <w:tcPr>
-            <w:tcW w:w="2100" w:type="dxa"/>
-            <w:tcBorders>
-              <w:top w:val="nil"/>
-              <w:left w:val="nil"/>
-              <w:bottom w:val="nil"/>
-              <w:right w:val="nil"/>
-            </w:tcBorders>
-            <w:tcMar>
-              <w:top w:w="35" w:type="dxa"/>
-              <w:left w:w="40" w:type="dxa"/>
-              <w:bottom w:w="35" w:type="dxa"/>
-              <w:right w:w="60" w:type="dxa"/>
-            </w:tcMar>
-          </w:tcPr>
-          <w:p>
-            <w:pPr>
-              <w:pStyle w:val="FieldLabel"/>
-              <w:keepLines/>
-            </w:pPr>
-            <w:r>
-              <w:t>Строеж:</w:t>
-            </w:r>
-          </w:p>
-        </w:tc>
-        <w:tc>
-          <w:tcPr>
-            <w:tcW w:w="5300" w:type="dxa"/>
-            <w:tcBorders>
-              <w:top w:val="nil"/>
-              <w:left w:val="nil"/>
-              <w:bottom w:val="nil"/>
-              <w:right w:val="nil"/>
-            </w:tcBorders>
-            <w:tcMar>
-              <w:top w:w="35" w:type="dxa"/>
-              <w:left w:w="40" w:type="dxa"/>
-              <w:bottom w:w="35" w:type="dxa"/>
-              <w:right w:w="60" w:type="dxa"/>
-            </w:tcMar>
-          </w:tcPr>
-          <w:p>
-            <w:pPr>
-              <w:pStyle w:val="FieldValue"/>
-              <w:keepLines/>
-              <w:pBdr>
-                <w:bottom w:val="single" w:sz="5" w:space="1" w:color="BCBCBC"/>
-              </w:pBdr>
-            </w:pPr>
-            <w:r>
-              <w:rPr>
-                <w:rFonts w:eastAsia="Georgia" w:cs="Georgia"/>
-                <w:sz w:val="20"/>
-              </w:rPr>
-              <w:t>{{Строеж}}</w:t>
-            </w:r>
-          </w:p>
-        </w:tc>
-      </w:tr>
-      <w:tr>
-        <w:trPr>
-          <w:cantSplit/>
-          <w:jc w:val="center"/>
-        </w:trPr>
-        <w:tc>
-          <w:tcPr>
-            <w:tcW w:w="2100" w:type="dxa"/>
-            <w:tcBorders>
-              <w:top w:val="nil"/>
-              <w:left w:val="nil"/>
-              <w:bottom w:val="nil"/>
-              <w:right w:val="nil"/>
-            </w:tcBorders>
-            <w:tcMar>
-              <w:top w:w="35" w:type="dxa"/>
-              <w:left w:w="40" w:type="dxa"/>
-              <w:bottom w:w="35" w:type="dxa"/>
-              <w:right w:w="60" w:type="dxa"/>
-            </w:tcMar>
-          </w:tcPr>
-          <w:p>
-            <w:pPr>
-              <w:pStyle w:val="FieldLabel"/>
-              <w:keepLines/>
-            </w:pPr>
-            <w:r>
-              <w:t>Местонахождение:</w:t>
-            </w:r>
-          </w:p>
-        </w:tc>
-        <w:tc>
-          <w:tcPr>
-            <w:tcW w:w="5300" w:type="dxa"/>
-            <w:tcBorders>
-              <w:top w:val="nil"/>
-              <w:left w:val="nil"/>
-              <w:bottom w:val="nil"/>
-              <w:right w:val="nil"/>
-            </w:tcBorders>
-            <w:tcMar>
-              <w:top w:w="35" w:type="dxa"/>
-              <w:left w:w="40" w:type="dxa"/>
-              <w:bottom w:w="35" w:type="dxa"/>
-              <w:right w:w="60" w:type="dxa"/>
-            </w:tcMar>
-          </w:tcPr>
-          <w:p>
-            <w:pPr>
-              <w:pStyle w:val="FieldValue"/>
-              <w:keepLines/>
-              <w:pBdr>
-                <w:bottom w:val="single" w:sz="5" w:space="1" w:color="BCBCBC"/>
-              </w:pBdr>
-            </w:pPr>
-            <w:r>
-              <w:rPr>
-                <w:rFonts w:eastAsia="Georgia" w:cs="Georgia"/>
-                <w:sz w:val="20"/>
-              </w:rPr>
-              <w:t>{{Адрес}}</w:t>
-            </w:r>
-          </w:p>
-        </w:tc>
-      </w:tr>
-      <w:tr>
-        <w:trPr>
-          <w:cantSplit/>
-          <w:jc w:val="center"/>
-        </w:trPr>
-        <w:tc>
-          <w:tcPr>
-            <w:tcW w:w="2100" w:type="dxa"/>
-            <w:tcBorders>
-              <w:top w:val="nil"/>
-              <w:left w:val="nil"/>
-              <w:bottom w:val="nil"/>
-              <w:right w:val="nil"/>
-            </w:tcBorders>
-            <w:tcMar>
-              <w:top w:w="35" w:type="dxa"/>
-              <w:left w:w="40" w:type="dxa"/>
-              <w:bottom w:w="35" w:type="dxa"/>
-              <w:right w:w="60" w:type="dxa"/>
-            </w:tcMar>
-          </w:tcPr>
-          <w:p>
-            <w:pPr>
-              <w:pStyle w:val="FieldLabel"/>
-              <w:keepLines/>
-            </w:pPr>
-            <w:r>
-              <w:t>Възложител:</w:t>
-            </w:r>
-          </w:p>
-        </w:tc>
-        <w:tc>
-          <w:tcPr>
-            <w:tcW w:w="5300" w:type="dxa"/>
-            <w:tcBorders>
-              <w:top w:val="nil"/>
-              <w:left w:val="nil"/>
-              <w:bottom w:val="nil"/>
-              <w:right w:val="nil"/>
-            </w:tcBorders>
-            <w:tcMar>
-              <w:top w:w="35" w:type="dxa"/>
-              <w:left w:w="40" w:type="dxa"/>
-              <w:bottom w:w="35" w:type="dxa"/>
-              <w:right w:w="60" w:type="dxa"/>
-            </w:tcMar>
-          </w:tcPr>
-          <w:p>
-            <w:pPr>
-              <w:pStyle w:val="FieldValue"/>
-              <w:keepLines/>
-              <w:pBdr>
-                <w:bottom w:val="single" w:sz="5" w:space="1" w:color="BCBCBC"/>
-              </w:pBdr>
-            </w:pPr>
-            <w:r>
-              <w:rPr>
-                <w:rFonts w:eastAsia="Georgia" w:cs="Georgia"/>
-                <w:sz w:val="20"/>
-              </w:rPr>
-              <w:t>{{Възложател_Блок}}</w:t>
-            </w:r>
-          </w:p>
-        </w:tc>
-      </w:tr>
-    </w:tbl>
+        <w:tabs>
+          <w:tab w:pos="1814" w:val="left"/>
+        </w:tabs>
+        <w:spacing w:before="0" w:after="40" w:line="240" w:lineRule="auto"/>
+        <w:ind w:left="1814" w:hanging="1814"/>
+      </w:pPr>
+      <w:r>
+        <w:rPr>
+          <w:rFonts w:ascii="Arial" w:hAnsi="Arial" w:cs="Arial" w:eastAsia="Arial"/>
+          <w:b/>
+          <w:color w:val="1C1C1C"/>
+          <w:sz w:val="18"/>
+        </w:rPr>
+        <w:t>Строеж:</w:t>
+        <w:tab/>
+      </w:r>
+      <w:r>
+        <w:rPr>
+          <w:rFonts w:ascii="Georgia" w:hAnsi="Georgia" w:cs="Georgia" w:eastAsia="Georgia"/>
+          <w:b w:val="0"/>
+          <w:color w:val="1C1C1C"/>
+          <w:sz w:val="18"/>
+        </w:rPr>
+        <w:t>{{Строеж}}</w:t>
+      </w:r>
+    </w:p>
+    <w:p>
+      <w:pPr>
+        <w:tabs>
+          <w:tab w:pos="1814" w:val="left"/>
+        </w:tabs>
+        <w:spacing w:before="0" w:after="40" w:line="240" w:lineRule="auto"/>
+        <w:ind w:left="1814" w:hanging="1814"/>
+      </w:pPr>
+      <w:r>
+        <w:rPr>
+          <w:rFonts w:ascii="Arial" w:hAnsi="Arial" w:cs="Arial" w:eastAsia="Arial"/>
+          <w:b/>
+          <w:color w:val="1C1C1C"/>
+          <w:sz w:val="18"/>
+        </w:rPr>
+        <w:t>Местонахождение:</w:t>
+        <w:tab/>
+      </w:r>
+      <w:r>
+        <w:rPr>
+          <w:rFonts w:ascii="Georgia" w:hAnsi="Georgia" w:cs="Georgia" w:eastAsia="Georgia"/>
+          <w:b w:val="0"/>
+          <w:color w:val="1C1C1C"/>
+          <w:sz w:val="18"/>
+        </w:rPr>
+        <w:t>{{Адрес}}</w:t>
+      </w:r>
+    </w:p>
+    <w:p>
+      <w:pPr>
+        <w:tabs>
+          <w:tab w:pos="1814" w:val="left"/>
+        </w:tabs>
+        <w:spacing w:before="0" w:after="40" w:line="240" w:lineRule="auto"/>
+        <w:ind w:left="1814" w:hanging="1814"/>
+      </w:pPr>
+      <w:r>
+        <w:rPr>
+          <w:rFonts w:ascii="Arial" w:hAnsi="Arial" w:cs="Arial" w:eastAsia="Arial"/>
+          <w:b/>
+          <w:color w:val="1C1C1C"/>
+          <w:sz w:val="18"/>
+        </w:rPr>
+        <w:t>Възложител:</w:t>
+        <w:tab/>
+      </w:r>
+      <w:r>
+        <w:rPr>
+          <w:rFonts w:ascii="Georgia" w:hAnsi="Georgia" w:cs="Georgia" w:eastAsia="Georgia"/>
+          <w:b w:val="0"/>
+          <w:color w:val="1C1C1C"/>
+          <w:sz w:val="18"/>
+        </w:rPr>
+        <w:t>{{Възложател_Блок}}</w:t>
+      </w:r>
+    </w:p>
     <w:p>
       <w:pPr>
         <w:pStyle w:val="LegalBody"/>
